--- a/.claude/skills/cgc-letterhead/examples/sample_letter.docx
+++ b/.claude/skills/cgc-letterhead/examples/sample_letter.docx
@@ -4,114 +4,113 @@
   <w:body>
     <w:p>
       <w:pPr>
-        <w:spacing w:after="800" w:before="0"/>
         <w:jc w:val="left"/>
-      </w:pPr>
-    </w:p>
-    <w:p>
-      <w:pPr>
-        <w:spacing w:after="280" w:before="0"/>
-        <w:jc w:val="left"/>
+        <w:contextualSpacing/>
       </w:pPr>
       <w:r>
-        <w:rPr>
-          <w:b w:val="0"/>
-          <w:i w:val="0"/>
-        </w:rPr>
         <w:t>Исх. № ____ от «__» ________ 2026 г.</w:t>
       </w:r>
     </w:p>
     <w:p>
       <w:pPr>
-        <w:spacing w:after="0" w:before="0"/>
-        <w:jc w:val="right"/>
+        <w:jc w:val="left"/>
+        <w:contextualSpacing/>
+      </w:pPr>
+    </w:p>
+    <w:p>
+      <w:pPr>
+        <w:ind w:left="5812"/>
+        <w:jc w:val="center"/>
+        <w:contextualSpacing/>
+      </w:pPr>
+    </w:p>
+    <w:p>
+      <w:pPr>
+        <w:ind w:left="5812"/>
+        <w:jc w:val="center"/>
+        <w:contextualSpacing/>
+      </w:pPr>
+    </w:p>
+    <w:p>
+      <w:pPr>
+        <w:ind w:left="5812"/>
+        <w:jc w:val="center"/>
+        <w:contextualSpacing/>
       </w:pPr>
       <w:r>
-        <w:rPr>
-          <w:b w:val="0"/>
-          <w:i w:val="0"/>
-        </w:rPr>
         <w:t>Директору ТОО «Наименование»</w:t>
       </w:r>
     </w:p>
     <w:p>
       <w:pPr>
-        <w:spacing w:after="360" w:before="0"/>
-        <w:jc w:val="right"/>
+        <w:ind w:left="5812"/>
+        <w:jc w:val="center"/>
+        <w:contextualSpacing/>
       </w:pPr>
       <w:r>
-        <w:rPr>
-          <w:b w:val="0"/>
-          <w:i w:val="0"/>
-        </w:rPr>
         <w:t>Иванову И.И.</w:t>
       </w:r>
     </w:p>
     <w:p>
       <w:pPr>
-        <w:spacing w:after="240" w:before="0"/>
-        <w:jc w:val="left"/>
-      </w:pPr>
-      <w:r>
-        <w:rPr>
-          <w:b/>
-          <w:i w:val="0"/>
-        </w:rPr>
-        <w:t>О предоставлении данных</w:t>
-      </w:r>
+        <w:jc w:val="center"/>
+        <w:contextualSpacing/>
+      </w:pPr>
     </w:p>
     <w:p>
       <w:pPr>
-        <w:spacing w:after="200" w:before="0"/>
         <w:jc w:val="center"/>
+        <w:contextualSpacing/>
+      </w:pPr>
+    </w:p>
+    <w:p>
+      <w:pPr>
+        <w:jc w:val="center"/>
+        <w:contextualSpacing/>
       </w:pPr>
       <w:r>
-        <w:rPr>
-          <w:b w:val="0"/>
-          <w:i w:val="0"/>
-        </w:rPr>
         <w:t>Уважаемый Иван Иванович!</w:t>
       </w:r>
     </w:p>
     <w:p>
       <w:pPr>
-        <w:spacing w:after="160" w:before="0"/>
         <w:ind w:firstLine="709"/>
         <w:jc w:val="both"/>
+        <w:contextualSpacing/>
       </w:pPr>
       <w:r>
-        <w:rPr>
-          <w:b w:val="0"/>
-          <w:i w:val="0"/>
-        </w:rPr>
         <w:t>Это образец документа на фирменном бланке ТОО «Caspian Geology Center». Шапка (логотип, адреса на трёх языках, разделители) и водяной знак взяты из оригинального бланка без изменений; текст документа располагается ниже шапки.</w:t>
       </w:r>
     </w:p>
     <w:p>
       <w:pPr>
-        <w:spacing w:after="160" w:before="0"/>
         <w:ind w:firstLine="709"/>
         <w:jc w:val="both"/>
+        <w:contextualSpacing/>
+      </w:pPr>
+    </w:p>
+    <w:p>
+      <w:pPr>
+        <w:ind w:firstLine="709"/>
+        <w:jc w:val="both"/>
+        <w:contextualSpacing/>
       </w:pPr>
       <w:r>
-        <w:rPr>
-          <w:b w:val="0"/>
-          <w:i w:val="0"/>
-        </w:rPr>
         <w:t>Просим рассмотреть настоящее письмо и направить ответ в установленный срок.</w:t>
       </w:r>
     </w:p>
     <w:tbl>
       <w:tblPr>
         <w:tblStyle w:val="a3"/>
-        <w:tblW w:type="auto" w:w="0"/>
         <w:tblLook w:firstColumn="1" w:firstRow="1" w:lastColumn="0" w:lastRow="0" w:noHBand="0" w:noVBand="1" w:val="04A0"/>
+        <w:tblW w:w="8647" w:type="dxa"/>
+        <w:tblInd w:w="704" w:type="dxa"/>
       </w:tblPr>
       <w:tblGrid>
-        <w:gridCol w:w="2339"/>
-        <w:gridCol w:w="2339"/>
-        <w:gridCol w:w="2339"/>
-        <w:gridCol w:w="2339"/>
+        <w:gridCol w:w="567"/>
+        <w:gridCol w:w="5102"/>
+        <w:gridCol w:w="1134"/>
+        <w:gridCol w:w="1844"/>
       </w:tblGrid>
       <w:tr>
         <w:tc>
@@ -119,7 +118,9 @@
             <w:tcW w:type="dxa" w:w="567"/>
           </w:tcPr>
           <w:p>
-            <w:r/>
+            <w:pPr>
+              <w:contextualSpacing/>
+            </w:pPr>
             <w:r>
               <w:rPr>
                 <w:b/>
@@ -133,7 +134,9 @@
             <w:tcW w:type="dxa" w:w="5102"/>
           </w:tcPr>
           <w:p>
-            <w:r/>
+            <w:pPr>
+              <w:contextualSpacing/>
+            </w:pPr>
             <w:r>
               <w:rPr>
                 <w:b/>
@@ -147,7 +150,9 @@
             <w:tcW w:type="dxa" w:w="1134"/>
           </w:tcPr>
           <w:p>
-            <w:r/>
+            <w:pPr>
+              <w:contextualSpacing/>
+            </w:pPr>
             <w:r>
               <w:rPr>
                 <w:b/>
@@ -158,10 +163,12 @@
         </w:tc>
         <w:tc>
           <w:tcPr>
-            <w:tcW w:type="dxa" w:w="1417"/>
+            <w:tcW w:type="dxa" w:w="1844"/>
           </w:tcPr>
           <w:p>
-            <w:r/>
+            <w:pPr>
+              <w:contextualSpacing/>
+            </w:pPr>
             <w:r>
               <w:rPr>
                 <w:b/>
@@ -177,11 +184,10 @@
             <w:tcW w:type="dxa" w:w="567"/>
           </w:tcPr>
           <w:p>
-            <w:r/>
+            <w:pPr>
+              <w:contextualSpacing/>
+            </w:pPr>
             <w:r>
-              <w:rPr>
-                <w:b w:val="0"/>
-              </w:rPr>
               <w:t>1</w:t>
             </w:r>
           </w:p>
@@ -191,11 +197,10 @@
             <w:tcW w:type="dxa" w:w="5102"/>
           </w:tcPr>
           <w:p>
-            <w:r/>
+            <w:pPr>
+              <w:contextualSpacing/>
+            </w:pPr>
             <w:r>
-              <w:rPr>
-                <w:b w:val="0"/>
-              </w:rPr>
               <w:t>Батиметрическая съёмка</w:t>
             </w:r>
           </w:p>
@@ -205,25 +210,23 @@
             <w:tcW w:type="dxa" w:w="1134"/>
           </w:tcPr>
           <w:p>
-            <w:r/>
+            <w:pPr>
+              <w:contextualSpacing/>
+            </w:pPr>
             <w:r>
-              <w:rPr>
-                <w:b w:val="0"/>
-              </w:rPr>
               <w:t>км²</w:t>
             </w:r>
           </w:p>
         </w:tc>
         <w:tc>
           <w:tcPr>
-            <w:tcW w:type="dxa" w:w="1417"/>
+            <w:tcW w:type="dxa" w:w="1844"/>
           </w:tcPr>
           <w:p>
-            <w:r/>
+            <w:pPr>
+              <w:contextualSpacing/>
+            </w:pPr>
             <w:r>
-              <w:rPr>
-                <w:b w:val="0"/>
-              </w:rPr>
               <w:t>12,5</w:t>
             </w:r>
           </w:p>
@@ -235,11 +238,10 @@
             <w:tcW w:type="dxa" w:w="567"/>
           </w:tcPr>
           <w:p>
-            <w:r/>
+            <w:pPr>
+              <w:contextualSpacing/>
+            </w:pPr>
             <w:r>
-              <w:rPr>
-                <w:b w:val="0"/>
-              </w:rPr>
               <w:t>2</w:t>
             </w:r>
           </w:p>
@@ -249,11 +251,10 @@
             <w:tcW w:type="dxa" w:w="5102"/>
           </w:tcPr>
           <w:p>
-            <w:r/>
+            <w:pPr>
+              <w:contextualSpacing/>
+            </w:pPr>
             <w:r>
-              <w:rPr>
-                <w:b w:val="0"/>
-              </w:rPr>
               <w:t>Отчёт</w:t>
             </w:r>
           </w:p>
@@ -263,25 +264,23 @@
             <w:tcW w:type="dxa" w:w="1134"/>
           </w:tcPr>
           <w:p>
-            <w:r/>
+            <w:pPr>
+              <w:contextualSpacing/>
+            </w:pPr>
             <w:r>
-              <w:rPr>
-                <w:b w:val="0"/>
-              </w:rPr>
               <w:t>шт.</w:t>
             </w:r>
           </w:p>
         </w:tc>
         <w:tc>
           <w:tcPr>
-            <w:tcW w:type="dxa" w:w="1417"/>
+            <w:tcW w:type="dxa" w:w="1844"/>
           </w:tcPr>
           <w:p>
-            <w:r/>
+            <w:pPr>
+              <w:contextualSpacing/>
+            </w:pPr>
             <w:r>
-              <w:rPr>
-                <w:b w:val="0"/>
-              </w:rPr>
               <w:t>1</w:t>
             </w:r>
           </w:p>
@@ -290,20 +289,22 @@
     </w:tbl>
     <w:p>
       <w:pPr>
-        <w:spacing w:after="480" w:before="0"/>
         <w:jc w:val="left"/>
+        <w:contextualSpacing/>
       </w:pPr>
     </w:p>
     <w:p>
       <w:pPr>
-        <w:spacing w:after="0" w:before="0"/>
-        <w:jc w:val="left"/>
+        <w:jc w:val="center"/>
+        <w:contextualSpacing/>
+      </w:pPr>
+    </w:p>
+    <w:p>
+      <w:pPr>
+        <w:jc w:val="center"/>
+        <w:contextualSpacing/>
       </w:pPr>
       <w:r>
-        <w:rPr>
-          <w:b w:val="0"/>
-          <w:i w:val="0"/>
-        </w:rPr>
         <w:t>Директор                                                                  ____________ / Ф.И.О. /</w:t>
       </w:r>
     </w:p>
@@ -322,9 +323,6 @@
 <w:endnotes xmlns:wpc="http://schemas.microsoft.com/office/word/2010/wordprocessingCanvas" xmlns:cx="http://schemas.microsoft.com/office/drawing/2014/chartex" xmlns:cx1="http://schemas.microsoft.com/office/drawing/2015/9/8/chartex" xmlns:cx2="http://schemas.microsoft.com/office/drawing/2015/10/21/chartex" xmlns:cx3="http://schemas.microsoft.com/office/drawing/2016/5/9/chartex" xmlns:cx4="http://schemas.microsoft.com/office/drawing/2016/5/10/chartex" xmlns:cx5="http://schemas.microsoft.com/office/drawing/2016/5/11/chartex" xmlns:cx6="http://schemas.microsoft.com/office/drawing/2016/5/12/chartex" xmlns:cx7="http://schemas.microsoft.com/office/drawing/2016/5/13/chartex" xmlns:cx8="http://schemas.microsoft.com/office/drawing/2016/5/14/chartex" xmlns:mc="http://schemas.openxmlformats.org/markup-compatibility/2006" xmlns:aink="http://schemas.microsoft.com/office/drawing/2016/ink" xmlns:am3d="http://schemas.microsoft.com/office/drawing/2017/model3d" xmlns:o="urn:schemas-microsoft-com:office:office" xmlns:r="http://schemas.openxmlformats.org/officeDocument/2006/relationships" xmlns:m="http://schemas.openxmlformats.org/officeDocument/2006/math" xmlns:v="urn:schemas-microsoft-com:vml" xmlns:wp14="http://schemas.microsoft.com/office/word/2010/wordprocessingDrawing" xmlns:wp="http://schemas.openxmlformats.org/drawingml/2006/wordprocessingDrawing" xmlns:w10="urn:schemas-microsoft-com:office:word" xmlns:w="http://schemas.openxmlformats.org/wordprocessingml/2006/main" xmlns:w14="http://schemas.microsoft.com/office/word/2010/wordml" xmlns:w15="http://schemas.microsoft.com/office/word/2012/wordml" xmlns:w16cex="http://schemas.microsoft.com/office/word/2018/wordml/cex" xmlns:w16cid="http://schemas.microsoft.com/office/word/2016/wordml/cid" xmlns:w16="http://schemas.microsoft.com/office/word/2018/wordml" xmlns:w16sdtdh="http://schemas.microsoft.com/office/word/2020/wordml/sdtdatahash" xmlns:w16se="http://schemas.microsoft.com/office/word/2015/wordml/symex" xmlns:wpg="http://schemas.microsoft.com/office/word/2010/wordprocessingGroup" xmlns:wpi="http://schemas.microsoft.com/office/word/2010/wordprocessingInk" xmlns:wne="http://schemas.microsoft.com/office/word/2006/wordml" xmlns:wps="http://schemas.microsoft.com/office/word/2010/wordprocessingShape" mc:Ignorable="w14 w15 w16se w16cid w16 w16cex w16sdtdh wp14">
   <w:endnote w:type="separator" w:id="-1">
     <w:p>
-      <w:pPr>
-        <w:spacing w:after="0" w:line="240" w:lineRule="auto"/>
-      </w:pPr>
       <w:r>
         <w:separator/>
       </w:r>
@@ -332,9 +330,6 @@
   </w:endnote>
   <w:endnote w:type="continuationSeparator" w:id="0">
     <w:p>
-      <w:pPr>
-        <w:spacing w:after="0" w:line="240" w:lineRule="auto"/>
-      </w:pPr>
       <w:r>
         <w:continuationSeparator/>
       </w:r>
@@ -347,9 +342,6 @@
 <w:footnotes xmlns:wpc="http://schemas.microsoft.com/office/word/2010/wordprocessingCanvas" xmlns:cx="http://schemas.microsoft.com/office/drawing/2014/chartex" xmlns:cx1="http://schemas.microsoft.com/office/drawing/2015/9/8/chartex" xmlns:cx2="http://schemas.microsoft.com/office/drawing/2015/10/21/chartex" xmlns:cx3="http://schemas.microsoft.com/office/drawing/2016/5/9/chartex" xmlns:cx4="http://schemas.microsoft.com/office/drawing/2016/5/10/chartex" xmlns:cx5="http://schemas.microsoft.com/office/drawing/2016/5/11/chartex" xmlns:cx6="http://schemas.microsoft.com/office/drawing/2016/5/12/chartex" xmlns:cx7="http://schemas.microsoft.com/office/drawing/2016/5/13/chartex" xmlns:cx8="http://schemas.microsoft.com/office/drawing/2016/5/14/chartex" xmlns:mc="http://schemas.openxmlformats.org/markup-compatibility/2006" xmlns:aink="http://schemas.microsoft.com/office/drawing/2016/ink" xmlns:am3d="http://schemas.microsoft.com/office/drawing/2017/model3d" xmlns:o="urn:schemas-microsoft-com:office:office" xmlns:r="http://schemas.openxmlformats.org/officeDocument/2006/relationships" xmlns:m="http://schemas.openxmlformats.org/officeDocument/2006/math" xmlns:v="urn:schemas-microsoft-com:vml" xmlns:wp14="http://schemas.microsoft.com/office/word/2010/wordprocessingDrawing" xmlns:wp="http://schemas.openxmlformats.org/drawingml/2006/wordprocessingDrawing" xmlns:w10="urn:schemas-microsoft-com:office:word" xmlns:w="http://schemas.openxmlformats.org/wordprocessingml/2006/main" xmlns:w14="http://schemas.microsoft.com/office/word/2010/wordml" xmlns:w15="http://schemas.microsoft.com/office/word/2012/wordml" xmlns:w16cex="http://schemas.microsoft.com/office/word/2018/wordml/cex" xmlns:w16cid="http://schemas.microsoft.com/office/word/2016/wordml/cid" xmlns:w16="http://schemas.microsoft.com/office/word/2018/wordml" xmlns:w16sdtdh="http://schemas.microsoft.com/office/word/2020/wordml/sdtdatahash" xmlns:w16se="http://schemas.microsoft.com/office/word/2015/wordml/symex" xmlns:wpg="http://schemas.microsoft.com/office/word/2010/wordprocessingGroup" xmlns:wpi="http://schemas.microsoft.com/office/word/2010/wordprocessingInk" xmlns:wne="http://schemas.microsoft.com/office/word/2006/wordml" xmlns:wps="http://schemas.microsoft.com/office/word/2010/wordprocessingShape" mc:Ignorable="w14 w15 w16se w16cid w16 w16cex w16sdtdh wp14">
   <w:footnote w:type="separator" w:id="-1">
     <w:p>
-      <w:pPr>
-        <w:spacing w:after="0" w:line="240" w:lineRule="auto"/>
-      </w:pPr>
       <w:r>
         <w:separator/>
       </w:r>
@@ -357,9 +349,6 @@
   </w:footnote>
   <w:footnote w:type="continuationSeparator" w:id="0">
     <w:p>
-      <w:pPr>
-        <w:spacing w:after="0" w:line="240" w:lineRule="auto"/>
-      </w:pPr>
       <w:r>
         <w:continuationSeparator/>
       </w:r>
@@ -449,25 +438,7 @@
               <w:sz w:val="16"/>
               <w:szCs w:val="16"/>
             </w:rPr>
-            <w:t xml:space="preserve">пр. </w:t>
-          </w:r>
-          <w:proofErr w:type="spellStart"/>
-          <w:r>
-            <w:rPr>
-              <w:rFonts w:ascii="Arial" w:hAnsi="Arial" w:cs="Arial"/>
-              <w:sz w:val="16"/>
-              <w:szCs w:val="16"/>
-            </w:rPr>
-            <w:t>Кабанабай</w:t>
-          </w:r>
-          <w:proofErr w:type="spellEnd"/>
-          <w:r>
-            <w:rPr>
-              <w:rFonts w:ascii="Arial" w:hAnsi="Arial" w:cs="Arial"/>
-              <w:sz w:val="16"/>
-              <w:szCs w:val="16"/>
-            </w:rPr>
-            <w:t xml:space="preserve"> батыра, 17,</w:t>
+            <w:t>пр. Кабанабай батыра, 17,</w:t>
           </w:r>
         </w:p>
       </w:tc>
@@ -484,41 +455,13 @@
               <w:szCs w:val="16"/>
             </w:rPr>
           </w:pPr>
-          <w:proofErr w:type="spellStart"/>
           <w:r>
             <w:rPr>
               <w:rFonts w:ascii="Arial" w:hAnsi="Arial" w:cs="Arial"/>
               <w:sz w:val="16"/>
               <w:szCs w:val="16"/>
             </w:rPr>
-            <w:t>Қазақстан</w:t>
-          </w:r>
-          <w:proofErr w:type="spellEnd"/>
-          <w:r>
-            <w:rPr>
-              <w:rFonts w:ascii="Arial" w:hAnsi="Arial" w:cs="Arial"/>
-              <w:sz w:val="16"/>
-              <w:szCs w:val="16"/>
-            </w:rPr>
-            <w:t xml:space="preserve"> </w:t>
-          </w:r>
-          <w:proofErr w:type="spellStart"/>
-          <w:r>
-            <w:rPr>
-              <w:rFonts w:ascii="Arial" w:hAnsi="Arial" w:cs="Arial"/>
-              <w:sz w:val="16"/>
-              <w:szCs w:val="16"/>
-            </w:rPr>
-            <w:t>Республикасы</w:t>
-          </w:r>
-          <w:proofErr w:type="spellEnd"/>
-          <w:r>
-            <w:rPr>
-              <w:rFonts w:ascii="Arial" w:hAnsi="Arial" w:cs="Arial"/>
-              <w:sz w:val="16"/>
-              <w:szCs w:val="16"/>
-            </w:rPr>
-            <w:t>,</w:t>
+            <w:t>Қазақстан Республикасы,</w:t>
           </w:r>
         </w:p>
         <w:p>
@@ -548,41 +491,13 @@
               <w:szCs w:val="16"/>
             </w:rPr>
           </w:pPr>
-          <w:proofErr w:type="spellStart"/>
           <w:r>
             <w:rPr>
               <w:rFonts w:ascii="Arial" w:hAnsi="Arial" w:cs="Arial"/>
               <w:sz w:val="16"/>
               <w:szCs w:val="16"/>
             </w:rPr>
-            <w:t>Қабанбай</w:t>
-          </w:r>
-          <w:proofErr w:type="spellEnd"/>
-          <w:r>
-            <w:rPr>
-              <w:rFonts w:ascii="Arial" w:hAnsi="Arial" w:cs="Arial"/>
-              <w:sz w:val="16"/>
-              <w:szCs w:val="16"/>
-            </w:rPr>
-            <w:t xml:space="preserve"> батыр д-</w:t>
-          </w:r>
-          <w:proofErr w:type="spellStart"/>
-          <w:r>
-            <w:rPr>
-              <w:rFonts w:ascii="Arial" w:hAnsi="Arial" w:cs="Arial"/>
-              <w:sz w:val="16"/>
-              <w:szCs w:val="16"/>
-            </w:rPr>
-            <w:t>лы</w:t>
-          </w:r>
-          <w:proofErr w:type="spellEnd"/>
-          <w:r>
-            <w:rPr>
-              <w:rFonts w:ascii="Arial" w:hAnsi="Arial" w:cs="Arial"/>
-              <w:sz w:val="16"/>
-              <w:szCs w:val="16"/>
-            </w:rPr>
-            <w:t xml:space="preserve">, 17 </w:t>
+            <w:t xml:space="preserve">Қабанбай батыр д-лы, 17 </w:t>
           </w:r>
         </w:p>
       </w:tc>
@@ -600,7 +515,6 @@
               <w:lang w:val="en-US"/>
             </w:rPr>
           </w:pPr>
-          <w:proofErr w:type="spellStart"/>
           <w:r>
             <w:rPr>
               <w:rFonts w:ascii="Arial" w:hAnsi="Arial" w:cs="Arial"/>
@@ -608,19 +522,8 @@
               <w:szCs w:val="16"/>
               <w:lang w:val="en-US"/>
             </w:rPr>
-            <w:t>Kabanbay</w:t>
+            <w:t xml:space="preserve">Kabanbay </w:t>
           </w:r>
-          <w:proofErr w:type="spellEnd"/>
-          <w:r>
-            <w:rPr>
-              <w:rFonts w:ascii="Arial" w:hAnsi="Arial" w:cs="Arial"/>
-              <w:sz w:val="16"/>
-              <w:szCs w:val="16"/>
-              <w:lang w:val="en-US"/>
-            </w:rPr>
-            <w:t xml:space="preserve"> </w:t>
-          </w:r>
-          <w:proofErr w:type="spellStart"/>
           <w:r>
             <w:rPr>
               <w:rFonts w:ascii="Arial" w:hAnsi="Arial" w:cs="Arial"/>
@@ -637,19 +540,8 @@
               <w:szCs w:val="16"/>
               <w:lang w:val="en-US"/>
             </w:rPr>
-            <w:t>atyr</w:t>
+            <w:t xml:space="preserve">atyr </w:t>
           </w:r>
-          <w:proofErr w:type="spellEnd"/>
-          <w:r>
-            <w:rPr>
-              <w:rFonts w:ascii="Arial" w:hAnsi="Arial" w:cs="Arial"/>
-              <w:sz w:val="16"/>
-              <w:szCs w:val="16"/>
-              <w:lang w:val="en-US"/>
-            </w:rPr>
-            <w:t xml:space="preserve"> </w:t>
-          </w:r>
-          <w:proofErr w:type="spellStart"/>
           <w:r>
             <w:rPr>
               <w:rFonts w:ascii="Arial" w:hAnsi="Arial" w:cs="Arial"/>
@@ -666,17 +558,7 @@
               <w:szCs w:val="16"/>
               <w:lang w:val="en-US"/>
             </w:rPr>
-            <w:t>.</w:t>
-          </w:r>
-          <w:proofErr w:type="spellEnd"/>
-          <w:r>
-            <w:rPr>
-              <w:rFonts w:ascii="Arial" w:hAnsi="Arial" w:cs="Arial"/>
-              <w:sz w:val="16"/>
-              <w:szCs w:val="16"/>
-              <w:lang w:val="en-US"/>
-            </w:rPr>
-            <w:t>,</w:t>
+            <w:t>.,</w:t>
           </w:r>
           <w:r>
             <w:rPr>
@@ -980,7 +862,7 @@
         <w:noProof/>
       </w:rPr>
       <w:drawing>
-        <wp:anchor distT="0" distB="0" distL="114300" distR="114300" simplePos="0" relativeHeight="251660288" behindDoc="1" locked="0" layoutInCell="1" allowOverlap="1" wp14:anchorId="440B8F5C" wp14:editId="7FE34479">
+        <wp:anchor distT="0" distB="0" distL="114300" distR="114300" simplePos="0" relativeHeight="251660288" behindDoc="1" locked="0" layoutInCell="1" allowOverlap="1" wp14:anchorId="59F9D312" wp14:editId="60234E33">
           <wp:simplePos x="0" y="0"/>
           <wp:positionH relativeFrom="page">
             <wp:posOffset>-735678</wp:posOffset>
@@ -1048,7 +930,7 @@
         <w:noProof/>
       </w:rPr>
       <w:drawing>
-        <wp:anchor distT="0" distB="0" distL="114300" distR="114300" simplePos="0" relativeHeight="251658240" behindDoc="1" locked="0" layoutInCell="1" allowOverlap="1" wp14:anchorId="650E05D8" wp14:editId="079B947C">
+        <wp:anchor distT="0" distB="0" distL="114300" distR="114300" simplePos="0" relativeHeight="251658240" behindDoc="1" locked="0" layoutInCell="1" allowOverlap="1" wp14:anchorId="457BF39D" wp14:editId="3F3D95E4">
           <wp:simplePos x="0" y="0"/>
           <wp:positionH relativeFrom="margin">
             <wp:posOffset>-767207</wp:posOffset>
@@ -2542,7 +2424,7 @@
       <w:spacing w:after="0" w:line="240" w:lineRule="auto"/>
     </w:pPr>
     <w:rPr>
-      <w:rFonts w:ascii="Times New Roman" w:hAnsi="Times New Roman" w:cs="Times New Roman" w:eastAsia="Times New Roman"/>
+      <w:rFonts w:ascii="Times New Roman" w:eastAsia="Times New Roman" w:hAnsi="Times New Roman" w:cs="Times New Roman"/>
       <w:sz w:val="24"/>
     </w:rPr>
   </w:style>
@@ -2554,11 +2436,10 @@
     <w:qFormat/>
     <w:rsid w:val="00F40821"/>
     <w:pPr>
-      <w:spacing w:before="100" w:beforeAutospacing="1" w:after="100" w:afterAutospacing="1" w:line="240" w:lineRule="auto"/>
+      <w:spacing w:before="100" w:beforeAutospacing="1" w:after="100" w:afterAutospacing="1"/>
       <w:outlineLvl w:val="2"/>
     </w:pPr>
     <w:rPr>
-      <w:rFonts w:ascii="Times New Roman" w:eastAsia="Times New Roman" w:hAnsi="Times New Roman" w:cs="Times New Roman"/>
       <w:b/>
       <w:bCs/>
       <w:kern w:val="0"/>
@@ -2643,7 +2524,6 @@
         <w:tab w:val="center" w:pos="4677"/>
         <w:tab w:val="right" w:pos="9355"/>
       </w:tabs>
-      <w:spacing w:after="0" w:line="240" w:lineRule="auto"/>
     </w:pPr>
   </w:style>
   <w:style w:type="character" w:customStyle="1" w:styleId="a5">
@@ -2665,7 +2545,6 @@
         <w:tab w:val="center" w:pos="4677"/>
         <w:tab w:val="right" w:pos="9355"/>
       </w:tabs>
-      <w:spacing w:after="0" w:line="240" w:lineRule="auto"/>
     </w:pPr>
   </w:style>
   <w:style w:type="character" w:customStyle="1" w:styleId="a7">
@@ -2751,12 +2630,10 @@
     <w:unhideWhenUsed/>
     <w:rsid w:val="00F40821"/>
     <w:pPr>
-      <w:spacing w:before="100" w:beforeAutospacing="1" w:after="100" w:afterAutospacing="1" w:line="240" w:lineRule="auto"/>
+      <w:spacing w:before="100" w:beforeAutospacing="1" w:after="100" w:afterAutospacing="1"/>
     </w:pPr>
     <w:rPr>
-      <w:rFonts w:ascii="Times New Roman" w:eastAsia="Times New Roman" w:hAnsi="Times New Roman" w:cs="Times New Roman"/>
       <w:kern w:val="0"/>
-      <w:sz w:val="24"/>
       <w:szCs w:val="24"/>
       <w:lang w:eastAsia="ru-RU"/>
       <w14:ligatures w14:val="none"/>
@@ -2784,12 +2661,10 @@
     <w:basedOn w:val="a"/>
     <w:rsid w:val="009359EE"/>
     <w:pPr>
-      <w:spacing w:before="100" w:beforeAutospacing="1" w:after="100" w:afterAutospacing="1" w:line="240" w:lineRule="auto"/>
+      <w:spacing w:before="100" w:beforeAutospacing="1" w:after="100" w:afterAutospacing="1"/>
     </w:pPr>
     <w:rPr>
-      <w:rFonts w:ascii="Times New Roman" w:eastAsia="Times New Roman" w:hAnsi="Times New Roman" w:cs="Times New Roman"/>
       <w:kern w:val="0"/>
-      <w:sz w:val="24"/>
       <w:szCs w:val="24"/>
       <w:lang w:eastAsia="ru-RU"/>
       <w14:ligatures w14:val="none"/>
